--- a/Transcrição e análise da Entrevista.docx
+++ b/Transcrição e análise da Entrevista.docx
@@ -904,6 +904,33 @@
           <w:rFonts w:ascii="Arial" w:hAnsi="Arial" w:cs="Arial"/>
         </w:rPr>
         <w:t>.</w:t>
+      </w:r>
+    </w:p>
+    <w:p>
+      <w:pPr>
+        <w:spacing w:line="360" w:lineRule="auto"/>
+        <w:ind w:firstLine="708"/>
+        <w:jc w:val="both"/>
+        <w:rPr>
+          <w:rFonts w:ascii="Arial" w:hAnsi="Arial" w:cs="Arial"/>
+        </w:rPr>
+      </w:pPr>
+    </w:p>
+    <w:p>
+      <w:pPr>
+        <w:spacing w:line="360" w:lineRule="auto"/>
+        <w:ind w:firstLine="708"/>
+        <w:jc w:val="both"/>
+        <w:rPr>
+          <w:rFonts w:ascii="Arial" w:hAnsi="Arial" w:cs="Arial"/>
+          <w:u w:val="single"/>
+        </w:rPr>
+      </w:pPr>
+      <w:r>
+        <w:rPr>
+          <w:rFonts w:ascii="Arial" w:hAnsi="Arial" w:cs="Arial"/>
+        </w:rPr>
+        <w:t>Ola mundo!</w:t>
       </w:r>
     </w:p>
     <w:sectPr>
@@ -952,6 +979,7 @@
         <w:docPartUnique/>
       </w:docPartObj>
     </w:sdtPr>
+    <w:sdtEndPr/>
     <w:sdtContent>
       <w:p>
         <w:pPr>
@@ -2286,6 +2314,7 @@
   <w:style w:type="character" w:default="1" w:styleId="Tipodeletrapredefinidodopargrafo">
     <w:name w:val="Default Paragraph Font"/>
     <w:uiPriority w:val="1"/>
+    <w:semiHidden/>
     <w:unhideWhenUsed/>
   </w:style>
   <w:style w:type="table" w:default="1" w:styleId="Tabelanormal">
